--- a/RPiProjects/IntroductionActivity.docx
+++ b/RPiProjects/IntroductionActivity.docx
@@ -71,7 +71,27 @@
         </w:numPr>
       </w:pPr>
       <w:r>
-        <w:t>Setup a Pi with a keyboard, mouse, monitor, and plug in an ethernet cable to get connected to the internet.</w:t>
+        <w:t xml:space="preserve">Setup a Pi with a keyboard, mouse, </w:t>
+      </w:r>
+      <w:r>
+        <w:t xml:space="preserve">and monitor. </w:t>
+      </w:r>
+      <w:proofErr w:type="spellStart"/>
+      <w:r>
+        <w:t>WiFi</w:t>
+      </w:r>
+      <w:proofErr w:type="spellEnd"/>
+      <w:r>
+        <w:t xml:space="preserve"> should already be setup already.</w:t>
+      </w:r>
+      <w:r>
+        <w:t xml:space="preserve"> Make sure you plug the HDMI cable into the port labeled HDMI0</w:t>
+      </w:r>
+      <w:r>
+        <w:t xml:space="preserve"> (the one closer to the power port)</w:t>
+      </w:r>
+      <w:r>
+        <w:t>.</w:t>
       </w:r>
     </w:p>
     <w:p>
@@ -83,10 +103,18 @@
         </w:numPr>
       </w:pPr>
       <w:r>
-        <w:t>Login to the desktop.</w:t>
-      </w:r>
-      <w:r>
-        <w:t xml:space="preserve"> (Username/password on the board)</w:t>
+        <w:t>It should automatically login, if not login</w:t>
+      </w:r>
+      <w:r>
+        <w:t xml:space="preserve"> with </w:t>
+      </w:r>
+      <w:proofErr w:type="spellStart"/>
+      <w:r>
+        <w:t>with</w:t>
+      </w:r>
+      <w:proofErr w:type="spellEnd"/>
+      <w:r>
+        <w:t xml:space="preserve"> the username and password on the board.</w:t>
       </w:r>
     </w:p>
     <w:p>
@@ -107,7 +135,15 @@
         <w:t>attach</w:t>
       </w:r>
       <w:r>
-        <w:t xml:space="preserve"> the 3 pin jumper cable to the 3 pins on the sensor.</w:t>
+        <w:t xml:space="preserve"> the </w:t>
+      </w:r>
+      <w:proofErr w:type="gramStart"/>
+      <w:r>
+        <w:t>3 pin</w:t>
+      </w:r>
+      <w:proofErr w:type="gramEnd"/>
+      <w:r>
+        <w:t xml:space="preserve"> jumper cable to the 3 pins on the sensor.</w:t>
       </w:r>
     </w:p>
     <w:p>
@@ -119,7 +155,15 @@
         </w:numPr>
       </w:pPr>
       <w:r>
-        <w:t>Note: if you are familiar with the DHT11, these sensors have the pull down resistor already soldered on, no need to worry about connecting another one!</w:t>
+        <w:t xml:space="preserve">Note: if you are familiar with the DHT11, these sensors have the </w:t>
+      </w:r>
+      <w:proofErr w:type="gramStart"/>
+      <w:r>
+        <w:t>pull down</w:t>
+      </w:r>
+      <w:proofErr w:type="gramEnd"/>
+      <w:r>
+        <w:t xml:space="preserve"> resistor already soldered on, no need to worry about connecting another one!</w:t>
       </w:r>
     </w:p>
     <w:p>
@@ -493,6 +537,17 @@
       <w:r>
         <w:t>Create a folder in your home directory called “dht11”</w:t>
       </w:r>
+      <w:r>
+        <w:t>. Directory should be /home/</w:t>
+      </w:r>
+      <w:proofErr w:type="spellStart"/>
+      <w:r>
+        <w:t>surp</w:t>
+      </w:r>
+      <w:proofErr w:type="spellEnd"/>
+      <w:r>
+        <w:t>/dht11</w:t>
+      </w:r>
     </w:p>
     <w:p>
       <w:pPr>
@@ -532,7 +587,21 @@
         <w:rPr>
           <w:rFonts w:ascii="Andale Mono" w:hAnsi="Andale Mono"/>
         </w:rPr>
-        <w:t>python3 -m venv ./venv</w:t>
+        <w:t xml:space="preserve">python3 -m </w:t>
+      </w:r>
+      <w:proofErr w:type="gramStart"/>
+      <w:r>
+        <w:rPr>
+          <w:rFonts w:ascii="Andale Mono" w:hAnsi="Andale Mono"/>
+        </w:rPr>
+        <w:t>venv .</w:t>
+      </w:r>
+      <w:proofErr w:type="gramEnd"/>
+      <w:r>
+        <w:rPr>
+          <w:rFonts w:ascii="Andale Mono" w:hAnsi="Andale Mono"/>
+        </w:rPr>
+        <w:t>/venv</w:t>
       </w:r>
     </w:p>
     <w:p>
@@ -566,7 +635,20 @@
           <w:rFonts w:ascii="Andale Mono" w:hAnsi="Andale Mono"/>
         </w:rPr>
         <w:tab/>
-        <w:t>source ./venv/bin/activate</w:t>
+      </w:r>
+      <w:proofErr w:type="gramStart"/>
+      <w:r>
+        <w:rPr>
+          <w:rFonts w:ascii="Andale Mono" w:hAnsi="Andale Mono"/>
+        </w:rPr>
+        <w:t>source .</w:t>
+      </w:r>
+      <w:proofErr w:type="gramEnd"/>
+      <w:r>
+        <w:rPr>
+          <w:rFonts w:ascii="Andale Mono" w:hAnsi="Andale Mono"/>
+        </w:rPr>
+        <w:t>/venv/bin/activate</w:t>
       </w:r>
     </w:p>
     <w:p>
@@ -781,6 +863,7 @@
         <w:rPr>
           <w:noProof/>
         </w:rPr>
+        <w:lastRenderedPageBreak/>
         <w:drawing>
           <wp:inline distT="0" distB="0" distL="0" distR="0" wp14:anchorId="7CBF6E72" wp14:editId="3D6484A1">
             <wp:extent cx="2735580" cy="926568"/>
